--- a/klagomål/A 30156-2025 FSC-klagomål.docx
+++ b/klagomål/A 30156-2025 FSC-klagomål.docx
@@ -1044,7 +1044,7 @@
     <w:r>
       <w:tab/>
       <w:tab/>
-      <w:t>2026-03-19</w:t>
+      <w:t>2026-03-20</w:t>
       <w:br/>
       <w:br/>
     </w:r>

--- a/klagomål/A 30156-2025 FSC-klagomål.docx
+++ b/klagomål/A 30156-2025 FSC-klagomål.docx
@@ -1044,7 +1044,7 @@
     <w:r>
       <w:tab/>
       <w:tab/>
-      <w:t>2026-03-20</w:t>
+      <w:t>2026-03-21</w:t>
       <w:br/>
       <w:br/>
     </w:r>

--- a/klagomål/A 30156-2025 FSC-klagomål.docx
+++ b/klagomål/A 30156-2025 FSC-klagomål.docx
@@ -1044,7 +1044,7 @@
     <w:r>
       <w:tab/>
       <w:tab/>
-      <w:t>2026-03-21</w:t>
+      <w:t>2026-03-22</w:t>
       <w:br/>
       <w:br/>
     </w:r>

--- a/klagomål/A 30156-2025 FSC-klagomål.docx
+++ b/klagomål/A 30156-2025 FSC-klagomål.docx
@@ -1044,7 +1044,7 @@
     <w:r>
       <w:tab/>
       <w:tab/>
-      <w:t>2026-03-22</w:t>
+      <w:t>2026-03-23</w:t>
       <w:br/>
       <w:br/>
     </w:r>

--- a/klagomål/A 30156-2025 FSC-klagomål.docx
+++ b/klagomål/A 30156-2025 FSC-klagomål.docx
@@ -1044,7 +1044,7 @@
     <w:r>
       <w:tab/>
       <w:tab/>
-      <w:t>2026-03-23</w:t>
+      <w:t>2026-03-24</w:t>
       <w:br/>
       <w:br/>
     </w:r>

--- a/klagomål/A 30156-2025 FSC-klagomål.docx
+++ b/klagomål/A 30156-2025 FSC-klagomål.docx
@@ -1044,7 +1044,7 @@
     <w:r>
       <w:tab/>
       <w:tab/>
-      <w:t>2026-03-24</w:t>
+      <w:t>2026-03-25</w:t>
       <w:br/>
       <w:br/>
     </w:r>

--- a/klagomål/A 30156-2025 FSC-klagomål.docx
+++ b/klagomål/A 30156-2025 FSC-klagomål.docx
@@ -1044,7 +1044,7 @@
     <w:r>
       <w:tab/>
       <w:tab/>
-      <w:t>2026-03-25</w:t>
+      <w:t>2026-03-26</w:t>
       <w:br/>
       <w:br/>
     </w:r>

--- a/klagomål/A 30156-2025 FSC-klagomål.docx
+++ b/klagomål/A 30156-2025 FSC-klagomål.docx
@@ -1044,7 +1044,7 @@
     <w:r>
       <w:tab/>
       <w:tab/>
-      <w:t>2026-03-26</w:t>
+      <w:t>2026-03-27</w:t>
       <w:br/>
       <w:br/>
     </w:r>

--- a/klagomål/A 30156-2025 FSC-klagomål.docx
+++ b/klagomål/A 30156-2025 FSC-klagomål.docx
@@ -1044,7 +1044,7 @@
     <w:r>
       <w:tab/>
       <w:tab/>
-      <w:t>2026-03-27</w:t>
+      <w:t>2026-03-28</w:t>
       <w:br/>
       <w:br/>
     </w:r>

--- a/klagomål/A 30156-2025 FSC-klagomål.docx
+++ b/klagomål/A 30156-2025 FSC-klagomål.docx
@@ -1044,7 +1044,7 @@
     <w:r>
       <w:tab/>
       <w:tab/>
-      <w:t>2026-03-28</w:t>
+      <w:t>2026-03-29</w:t>
       <w:br/>
       <w:br/>
     </w:r>

--- a/klagomål/A 30156-2025 FSC-klagomål.docx
+++ b/klagomål/A 30156-2025 FSC-klagomål.docx
@@ -1044,7 +1044,7 @@
     <w:r>
       <w:tab/>
       <w:tab/>
-      <w:t>2026-03-29</w:t>
+      <w:t>2026-03-30</w:t>
       <w:br/>
       <w:br/>
     </w:r>

--- a/klagomål/A 30156-2025 FSC-klagomål.docx
+++ b/klagomål/A 30156-2025 FSC-klagomål.docx
@@ -1044,7 +1044,7 @@
     <w:r>
       <w:tab/>
       <w:tab/>
-      <w:t>2026-03-30</w:t>
+      <w:t>2026-03-31</w:t>
       <w:br/>
       <w:br/>
     </w:r>

--- a/klagomål/A 30156-2025 FSC-klagomål.docx
+++ b/klagomål/A 30156-2025 FSC-klagomål.docx
@@ -1044,7 +1044,7 @@
     <w:r>
       <w:tab/>
       <w:tab/>
-      <w:t>2026-03-31</w:t>
+      <w:t>2026-04-01</w:t>
       <w:br/>
       <w:br/>
     </w:r>

--- a/klagomål/A 30156-2025 FSC-klagomål.docx
+++ b/klagomål/A 30156-2025 FSC-klagomål.docx
@@ -1044,7 +1044,7 @@
     <w:r>
       <w:tab/>
       <w:tab/>
-      <w:t>2026-04-01</w:t>
+      <w:t>2026-04-02</w:t>
       <w:br/>
       <w:br/>
     </w:r>

--- a/klagomål/A 30156-2025 FSC-klagomål.docx
+++ b/klagomål/A 30156-2025 FSC-klagomål.docx
@@ -1044,7 +1044,7 @@
     <w:r>
       <w:tab/>
       <w:tab/>
-      <w:t>2026-04-02</w:t>
+      <w:t>2026-04-03</w:t>
       <w:br/>
       <w:br/>
     </w:r>

--- a/klagomål/A 30156-2025 FSC-klagomål.docx
+++ b/klagomål/A 30156-2025 FSC-klagomål.docx
@@ -1044,7 +1044,7 @@
     <w:r>
       <w:tab/>
       <w:tab/>
-      <w:t>2026-04-03</w:t>
+      <w:t>2026-04-04</w:t>
       <w:br/>
       <w:br/>
     </w:r>

--- a/klagomål/A 30156-2025 FSC-klagomål.docx
+++ b/klagomål/A 30156-2025 FSC-klagomål.docx
@@ -1044,7 +1044,7 @@
     <w:r>
       <w:tab/>
       <w:tab/>
-      <w:t>2026-04-04</w:t>
+      <w:t>2026-04-05</w:t>
       <w:br/>
       <w:br/>
     </w:r>

--- a/klagomål/A 30156-2025 FSC-klagomål.docx
+++ b/klagomål/A 30156-2025 FSC-klagomål.docx
@@ -1044,7 +1044,7 @@
     <w:r>
       <w:tab/>
       <w:tab/>
-      <w:t>2026-04-05</w:t>
+      <w:t>2026-04-06</w:t>
       <w:br/>
       <w:br/>
     </w:r>

--- a/klagomål/A 30156-2025 FSC-klagomål.docx
+++ b/klagomål/A 30156-2025 FSC-klagomål.docx
@@ -254,7 +254,34 @@
         <w:t>Ullticka (NT)</w:t>
       </w:r>
       <w:r>
-        <w:t xml:space="preserve"> är knuten till restbestånd av barrnaturskog och förekommer med ett tydligt optimum i orörda eller måttligt påverkade gamla granskogar där det föreligger viss kontinuitet av grov död ved. Ullticka är en bra signalart inom hela sitt utbredningsområde och i södra Sverige är den sällsynt och en god signalart för skyddsvärda granskogsmiljöer. Den hotas av avverkning och fragmentering av naturskog och äldre granskog med lång trädkontinuitet. Ullticka är typisk art för </w:t>
+        <w:t xml:space="preserve"> är knuten till restbestånd av barrnaturskog och förekommer med ett tydligt optimum i orörda eller måttligt påverkade gamla granskogar där det föreligger viss kontinuitet av grov död ved. Ullticka är en bra signalart inom hela sitt utbredningsområde och i södra Sverige är den sällsynt och en god signalart för skyddsvärda granskogsmiljöer. Den hotas av avverkning och fragmentering av naturskog och äldre granskog med lång trädkontinuitet. På ullticka kan ibland ulltickeporing (VU) påträffas - det är en sällsynt ticka som nyligen delats upp i de tre olika arterna ulltickeporing </w:t>
+      </w:r>
+      <w:r>
+        <w:rPr>
+          <w:i/>
+        </w:rPr>
+        <w:t xml:space="preserve">Skeletocutis brevispora </w:t>
+      </w:r>
+      <w:r>
+        <w:t>(VU)</w:t>
+      </w:r>
+      <w:r>
+        <w:rPr>
+          <w:i/>
+        </w:rPr>
+        <w:t>, Skeletocutis delicata</w:t>
+      </w:r>
+      <w:r>
+        <w:t xml:space="preserve"> (VU)</w:t>
+      </w:r>
+      <w:r>
+        <w:rPr>
+          <w:i/>
+        </w:rPr>
+        <w:t xml:space="preserve"> och Skeletocutis exilis</w:t>
+      </w:r>
+      <w:r>
+        <w:t xml:space="preserve"> (NT). Ullticka är typisk art för </w:t>
       </w:r>
       <w:r>
         <w:rPr>
@@ -272,25 +299,7 @@
         <w:t>9030 Landhöjningsskog</w:t>
       </w:r>
       <w:r>
-        <w:t xml:space="preserve">. På ullticka kan ibland ulltickeporing (VU) påträffas - det är en sällsynt ticka som nyligen delats upp i tre olika arter: </w:t>
-      </w:r>
-      <w:r>
-        <w:rPr>
-          <w:i/>
-        </w:rPr>
-        <w:t xml:space="preserve">Skeletocutis brevispora </w:t>
-      </w:r>
-      <w:r>
-        <w:t>(ulltickeporing)</w:t>
-      </w:r>
-      <w:r>
-        <w:rPr>
-          <w:i/>
-        </w:rPr>
-        <w:t>, Skeletocutis delicata och Skeletocutis exilis</w:t>
-      </w:r>
-      <w:r>
-        <w:t>. De två sistnämnda arterna står för närvarande (2020) som ej bedömda i rödlistan (SLU Artdatabanken, 2024; Nitare &amp; Skogsstyrelsen, 2019; Miettinen &amp; Niemelä, 2018).</w:t>
+        <w:t xml:space="preserve"> (SLU Artdatabanken, 2026; Nitare &amp; Skogsstyrelsen, 2019; Miettinen &amp; Niemelä, 2018).</w:t>
       </w:r>
     </w:p>
     <w:p>
@@ -1044,7 +1053,7 @@
     <w:r>
       <w:tab/>
       <w:tab/>
-      <w:t>2026-04-06</w:t>
+      <w:t>2026-04-07</w:t>
       <w:br/>
       <w:br/>
     </w:r>

--- a/klagomål/A 30156-2025 FSC-klagomål.docx
+++ b/klagomål/A 30156-2025 FSC-klagomål.docx
@@ -1053,7 +1053,7 @@
     <w:r>
       <w:tab/>
       <w:tab/>
-      <w:t>2026-04-07</w:t>
+      <w:t>2026-04-08</w:t>
       <w:br/>
       <w:br/>
     </w:r>

--- a/klagomål/A 30156-2025 FSC-klagomål.docx
+++ b/klagomål/A 30156-2025 FSC-klagomål.docx
@@ -1053,7 +1053,7 @@
     <w:r>
       <w:tab/>
       <w:tab/>
-      <w:t>2026-04-08</w:t>
+      <w:t>2026-04-09</w:t>
       <w:br/>
       <w:br/>
     </w:r>

--- a/klagomål/A 30156-2025 FSC-klagomål.docx
+++ b/klagomål/A 30156-2025 FSC-klagomål.docx
@@ -1053,7 +1053,7 @@
     <w:r>
       <w:tab/>
       <w:tab/>
-      <w:t>2026-04-09</w:t>
+      <w:t>2026-04-10</w:t>
       <w:br/>
       <w:br/>
     </w:r>

--- a/klagomål/A 30156-2025 FSC-klagomål.docx
+++ b/klagomål/A 30156-2025 FSC-klagomål.docx
@@ -1053,7 +1053,7 @@
     <w:r>
       <w:tab/>
       <w:tab/>
-      <w:t>2026-04-10</w:t>
+      <w:t>2026-04-11</w:t>
       <w:br/>
       <w:br/>
     </w:r>

--- a/klagomål/A 30156-2025 FSC-klagomål.docx
+++ b/klagomål/A 30156-2025 FSC-klagomål.docx
@@ -1053,7 +1053,7 @@
     <w:r>
       <w:tab/>
       <w:tab/>
-      <w:t>2026-04-11</w:t>
+      <w:t>2026-04-12</w:t>
       <w:br/>
       <w:br/>
     </w:r>

--- a/klagomål/A 30156-2025 FSC-klagomål.docx
+++ b/klagomål/A 30156-2025 FSC-klagomål.docx
@@ -1053,7 +1053,7 @@
     <w:r>
       <w:tab/>
       <w:tab/>
-      <w:t>2026-04-12</w:t>
+      <w:t>2026-04-13</w:t>
       <w:br/>
       <w:br/>
     </w:r>

--- a/klagomål/A 30156-2025 FSC-klagomål.docx
+++ b/klagomål/A 30156-2025 FSC-klagomål.docx
@@ -1053,7 +1053,7 @@
     <w:r>
       <w:tab/>
       <w:tab/>
-      <w:t>2026-04-14</w:t>
+      <w:t>2026-04-15</w:t>
       <w:br/>
       <w:br/>
     </w:r>

--- a/klagomål/A 30156-2025 FSC-klagomål.docx
+++ b/klagomål/A 30156-2025 FSC-klagomål.docx
@@ -1053,7 +1053,7 @@
     <w:r>
       <w:tab/>
       <w:tab/>
-      <w:t>2026-04-15</w:t>
+      <w:t>2026-04-16</w:t>
       <w:br/>
       <w:br/>
     </w:r>

--- a/klagomål/A 30156-2025 FSC-klagomål.docx
+++ b/klagomål/A 30156-2025 FSC-klagomål.docx
@@ -1053,7 +1053,7 @@
     <w:r>
       <w:tab/>
       <w:tab/>
-      <w:t>2026-04-16</w:t>
+      <w:t>2026-04-17</w:t>
       <w:br/>
       <w:br/>
     </w:r>

--- a/klagomål/A 30156-2025 FSC-klagomål.docx
+++ b/klagomål/A 30156-2025 FSC-klagomål.docx
@@ -1053,7 +1053,7 @@
     <w:r>
       <w:tab/>
       <w:tab/>
-      <w:t>2026-04-17</w:t>
+      <w:t>2026-04-18</w:t>
       <w:br/>
       <w:br/>
     </w:r>

--- a/klagomål/A 30156-2025 FSC-klagomål.docx
+++ b/klagomål/A 30156-2025 FSC-klagomål.docx
@@ -1053,7 +1053,7 @@
     <w:r>
       <w:tab/>
       <w:tab/>
-      <w:t>2026-04-18</w:t>
+      <w:t>2026-04-19</w:t>
       <w:br/>
       <w:br/>
     </w:r>

--- a/klagomål/A 30156-2025 FSC-klagomål.docx
+++ b/klagomål/A 30156-2025 FSC-klagomål.docx
@@ -1053,7 +1053,7 @@
     <w:r>
       <w:tab/>
       <w:tab/>
-      <w:t>2026-04-19</w:t>
+      <w:t>2026-04-20</w:t>
       <w:br/>
       <w:br/>
     </w:r>

--- a/klagomål/A 30156-2025 FSC-klagomål.docx
+++ b/klagomål/A 30156-2025 FSC-klagomål.docx
@@ -1053,7 +1053,7 @@
     <w:r>
       <w:tab/>
       <w:tab/>
-      <w:t>2026-04-20</w:t>
+      <w:t>2026-04-21</w:t>
       <w:br/>
       <w:br/>
     </w:r>

--- a/klagomål/A 30156-2025 FSC-klagomål.docx
+++ b/klagomål/A 30156-2025 FSC-klagomål.docx
@@ -1053,7 +1053,7 @@
     <w:r>
       <w:tab/>
       <w:tab/>
-      <w:t>2026-04-21</w:t>
+      <w:t>2026-04-22</w:t>
       <w:br/>
       <w:br/>
     </w:r>

--- a/klagomål/A 30156-2025 FSC-klagomål.docx
+++ b/klagomål/A 30156-2025 FSC-klagomål.docx
@@ -1053,7 +1053,7 @@
     <w:r>
       <w:tab/>
       <w:tab/>
-      <w:t>2026-04-22</w:t>
+      <w:t>2026-04-23</w:t>
       <w:br/>
       <w:br/>
     </w:r>

--- a/klagomål/A 30156-2025 FSC-klagomål.docx
+++ b/klagomål/A 30156-2025 FSC-klagomål.docx
@@ -1053,7 +1053,7 @@
     <w:r>
       <w:tab/>
       <w:tab/>
-      <w:t>2026-04-23</w:t>
+      <w:t>2026-04-24</w:t>
       <w:br/>
       <w:br/>
     </w:r>

--- a/klagomål/A 30156-2025 FSC-klagomål.docx
+++ b/klagomål/A 30156-2025 FSC-klagomål.docx
@@ -1053,7 +1053,7 @@
     <w:r>
       <w:tab/>
       <w:tab/>
-      <w:t>2026-04-24</w:t>
+      <w:t>2026-04-25</w:t>
       <w:br/>
       <w:br/>
     </w:r>

--- a/klagomål/A 30156-2025 FSC-klagomål.docx
+++ b/klagomål/A 30156-2025 FSC-klagomål.docx
@@ -1053,7 +1053,7 @@
     <w:r>
       <w:tab/>
       <w:tab/>
-      <w:t>2026-04-25</w:t>
+      <w:t>2026-04-26</w:t>
       <w:br/>
       <w:br/>
     </w:r>

--- a/klagomål/A 30156-2025 FSC-klagomål.docx
+++ b/klagomål/A 30156-2025 FSC-klagomål.docx
@@ -1053,7 +1053,7 @@
     <w:r>
       <w:tab/>
       <w:tab/>
-      <w:t>2026-04-26</w:t>
+      <w:t>2026-04-27</w:t>
       <w:br/>
       <w:br/>
     </w:r>

--- a/klagomål/A 30156-2025 FSC-klagomål.docx
+++ b/klagomål/A 30156-2025 FSC-klagomål.docx
@@ -1053,7 +1053,7 @@
     <w:r>
       <w:tab/>
       <w:tab/>
-      <w:t>2026-05-16</w:t>
+      <w:t>2026-05-17</w:t>
       <w:br/>
       <w:br/>
     </w:r>

--- a/klagomål/A 30156-2025 FSC-klagomål.docx
+++ b/klagomål/A 30156-2025 FSC-klagomål.docx
@@ -1053,7 +1053,7 @@
     <w:r>
       <w:tab/>
       <w:tab/>
-      <w:t>2026-05-17</w:t>
+      <w:t>2026-05-18</w:t>
       <w:br/>
       <w:br/>
     </w:r>

--- a/klagomål/A 30156-2025 FSC-klagomål.docx
+++ b/klagomål/A 30156-2025 FSC-klagomål.docx
@@ -1053,7 +1053,7 @@
     <w:r>
       <w:tab/>
       <w:tab/>
-      <w:t>2026-05-18</w:t>
+      <w:t>2026-05-19</w:t>
       <w:br/>
       <w:br/>
     </w:r>

--- a/klagomål/A 30156-2025 FSC-klagomål.docx
+++ b/klagomål/A 30156-2025 FSC-klagomål.docx
@@ -1053,7 +1053,7 @@
     <w:r>
       <w:tab/>
       <w:tab/>
-      <w:t>2026-05-19</w:t>
+      <w:t>2026-05-20</w:t>
       <w:br/>
       <w:br/>
     </w:r>

--- a/klagomål/A 30156-2025 FSC-klagomål.docx
+++ b/klagomål/A 30156-2025 FSC-klagomål.docx
@@ -1053,7 +1053,7 @@
     <w:r>
       <w:tab/>
       <w:tab/>
-      <w:t>2026-05-20</w:t>
+      <w:t>2026-05-21</w:t>
       <w:br/>
       <w:br/>
     </w:r>

--- a/klagomål/A 30156-2025 FSC-klagomål.docx
+++ b/klagomål/A 30156-2025 FSC-klagomål.docx
@@ -1053,7 +1053,7 @@
     <w:r>
       <w:tab/>
       <w:tab/>
-      <w:t>2026-05-21</w:t>
+      <w:t>2026-05-22</w:t>
       <w:br/>
       <w:br/>
     </w:r>

--- a/klagomål/A 30156-2025 FSC-klagomål.docx
+++ b/klagomål/A 30156-2025 FSC-klagomål.docx
@@ -1053,7 +1053,7 @@
     <w:r>
       <w:tab/>
       <w:tab/>
-      <w:t>2026-05-22</w:t>
+      <w:t>2026-05-23</w:t>
       <w:br/>
       <w:br/>
     </w:r>

--- a/klagomål/A 30156-2025 FSC-klagomål.docx
+++ b/klagomål/A 30156-2025 FSC-klagomål.docx
@@ -1053,7 +1053,7 @@
     <w:r>
       <w:tab/>
       <w:tab/>
-      <w:t>2026-05-23</w:t>
+      <w:t>2026-05-24</w:t>
       <w:br/>
       <w:br/>
     </w:r>

--- a/klagomål/A 30156-2025 FSC-klagomål.docx
+++ b/klagomål/A 30156-2025 FSC-klagomål.docx
@@ -1053,7 +1053,7 @@
     <w:r>
       <w:tab/>
       <w:tab/>
-      <w:t>2026-05-24</w:t>
+      <w:t>2026-05-25</w:t>
       <w:br/>
       <w:br/>
     </w:r>

--- a/klagomål/A 30156-2025 FSC-klagomål.docx
+++ b/klagomål/A 30156-2025 FSC-klagomål.docx
@@ -1053,7 +1053,7 @@
     <w:r>
       <w:tab/>
       <w:tab/>
-      <w:t>2026-05-25</w:t>
+      <w:t>2026-05-26</w:t>
       <w:br/>
       <w:br/>
     </w:r>

--- a/klagomål/A 30156-2025 FSC-klagomål.docx
+++ b/klagomål/A 30156-2025 FSC-klagomål.docx
@@ -1053,7 +1053,7 @@
     <w:r>
       <w:tab/>
       <w:tab/>
-      <w:t>2026-05-26</w:t>
+      <w:t>2026-05-27</w:t>
       <w:br/>
       <w:br/>
     </w:r>

--- a/klagomål/A 30156-2025 FSC-klagomål.docx
+++ b/klagomål/A 30156-2025 FSC-klagomål.docx
@@ -1053,7 +1053,7 @@
     <w:r>
       <w:tab/>
       <w:tab/>
-      <w:t>2026-05-27</w:t>
+      <w:t>2026-05-28</w:t>
       <w:br/>
       <w:br/>
     </w:r>

--- a/klagomål/A 30156-2025 FSC-klagomål.docx
+++ b/klagomål/A 30156-2025 FSC-klagomål.docx
@@ -1053,7 +1053,7 @@
     <w:r>
       <w:tab/>
       <w:tab/>
-      <w:t>2026-05-28</w:t>
+      <w:t>2026-05-29</w:t>
       <w:br/>
       <w:br/>
     </w:r>

--- a/klagomål/A 30156-2025 FSC-klagomål.docx
+++ b/klagomål/A 30156-2025 FSC-klagomål.docx
@@ -1053,7 +1053,7 @@
     <w:r>
       <w:tab/>
       <w:tab/>
-      <w:t>2026-05-29</w:t>
+      <w:t>2026-05-30</w:t>
       <w:br/>
       <w:br/>
     </w:r>

--- a/klagomål/A 30156-2025 FSC-klagomål.docx
+++ b/klagomål/A 30156-2025 FSC-klagomål.docx
@@ -1053,7 +1053,7 @@
     <w:r>
       <w:tab/>
       <w:tab/>
-      <w:t>2026-05-30</w:t>
+      <w:t>2026-05-31</w:t>
       <w:br/>
       <w:br/>
     </w:r>

--- a/klagomål/A 30156-2025 FSC-klagomål.docx
+++ b/klagomål/A 30156-2025 FSC-klagomål.docx
@@ -1053,7 +1053,7 @@
     <w:r>
       <w:tab/>
       <w:tab/>
-      <w:t>2026-05-31</w:t>
+      <w:t>2026-06-01</w:t>
       <w:br/>
       <w:br/>
     </w:r>

--- a/klagomål/A 30156-2025 FSC-klagomål.docx
+++ b/klagomål/A 30156-2025 FSC-klagomål.docx
@@ -1053,7 +1053,7 @@
     <w:r>
       <w:tab/>
       <w:tab/>
-      <w:t>2026-06-01</w:t>
+      <w:t>2026-06-02</w:t>
       <w:br/>
       <w:br/>
     </w:r>

--- a/klagomål/A 30156-2025 FSC-klagomål.docx
+++ b/klagomål/A 30156-2025 FSC-klagomål.docx
@@ -1053,7 +1053,7 @@
     <w:r>
       <w:tab/>
       <w:tab/>
-      <w:t>2026-06-02</w:t>
+      <w:t>2026-06-03</w:t>
       <w:br/>
       <w:br/>
     </w:r>

--- a/klagomål/A 30156-2025 FSC-klagomål.docx
+++ b/klagomål/A 30156-2025 FSC-klagomål.docx
@@ -1053,7 +1053,7 @@
     <w:r>
       <w:tab/>
       <w:tab/>
-      <w:t>2026-06-03</w:t>
+      <w:t>2026-06-04</w:t>
       <w:br/>
       <w:br/>
     </w:r>

--- a/klagomål/A 30156-2025 FSC-klagomål.docx
+++ b/klagomål/A 30156-2025 FSC-klagomål.docx
@@ -1053,7 +1053,7 @@
     <w:r>
       <w:tab/>
       <w:tab/>
-      <w:t>2026-06-04</w:t>
+      <w:t>2026-06-05</w:t>
       <w:br/>
       <w:br/>
     </w:r>

--- a/klagomål/A 30156-2025 FSC-klagomål.docx
+++ b/klagomål/A 30156-2025 FSC-klagomål.docx
@@ -1053,7 +1053,7 @@
     <w:r>
       <w:tab/>
       <w:tab/>
-      <w:t>2026-06-05</w:t>
+      <w:t>2026-06-06</w:t>
       <w:br/>
       <w:br/>
     </w:r>

--- a/klagomål/A 30156-2025 FSC-klagomål.docx
+++ b/klagomål/A 30156-2025 FSC-klagomål.docx
@@ -1053,7 +1053,7 @@
     <w:r>
       <w:tab/>
       <w:tab/>
-      <w:t>2026-06-06</w:t>
+      <w:t>2026-06-07</w:t>
       <w:br/>
       <w:br/>
     </w:r>

--- a/klagomål/A 30156-2025 FSC-klagomål.docx
+++ b/klagomål/A 30156-2025 FSC-klagomål.docx
@@ -1053,7 +1053,7 @@
     <w:r>
       <w:tab/>
       <w:tab/>
-      <w:t>2026-06-07</w:t>
+      <w:t>2026-06-08</w:t>
       <w:br/>
       <w:br/>
     </w:r>

--- a/klagomål/A 30156-2025 FSC-klagomål.docx
+++ b/klagomål/A 30156-2025 FSC-klagomål.docx
@@ -1053,7 +1053,7 @@
     <w:r>
       <w:tab/>
       <w:tab/>
-      <w:t>2026-06-08</w:t>
+      <w:t>2026-06-09</w:t>
       <w:br/>
       <w:br/>
     </w:r>

--- a/klagomål/A 30156-2025 FSC-klagomål.docx
+++ b/klagomål/A 30156-2025 FSC-klagomål.docx
@@ -1053,7 +1053,7 @@
     <w:r>
       <w:tab/>
       <w:tab/>
-      <w:t>2026-06-09</w:t>
+      <w:t>2026-06-10</w:t>
       <w:br/>
       <w:br/>
     </w:r>

--- a/klagomål/A 30156-2025 FSC-klagomål.docx
+++ b/klagomål/A 30156-2025 FSC-klagomål.docx
@@ -1053,7 +1053,7 @@
     <w:r>
       <w:tab/>
       <w:tab/>
-      <w:t>2026-06-10</w:t>
+      <w:t>2026-06-11</w:t>
       <w:br/>
       <w:br/>
     </w:r>

--- a/klagomål/A 30156-2025 FSC-klagomål.docx
+++ b/klagomål/A 30156-2025 FSC-klagomål.docx
@@ -1053,7 +1053,7 @@
     <w:r>
       <w:tab/>
       <w:tab/>
-      <w:t>2026-06-11</w:t>
+      <w:t>2026-06-12</w:t>
       <w:br/>
       <w:br/>
     </w:r>

--- a/klagomål/A 30156-2025 FSC-klagomål.docx
+++ b/klagomål/A 30156-2025 FSC-klagomål.docx
@@ -1053,7 +1053,7 @@
     <w:r>
       <w:tab/>
       <w:tab/>
-      <w:t>2026-06-12</w:t>
+      <w:t>2026-06-13</w:t>
       <w:br/>
       <w:br/>
     </w:r>

--- a/klagomål/A 30156-2025 FSC-klagomål.docx
+++ b/klagomål/A 30156-2025 FSC-klagomål.docx
@@ -1053,7 +1053,7 @@
     <w:r>
       <w:tab/>
       <w:tab/>
-      <w:t>2026-06-13</w:t>
+      <w:t>2026-06-14</w:t>
       <w:br/>
       <w:br/>
     </w:r>

--- a/klagomål/A 30156-2025 FSC-klagomål.docx
+++ b/klagomål/A 30156-2025 FSC-klagomål.docx
@@ -1133,7 +1133,7 @@
     <w:r>
       <w:tab/>
       <w:tab/>
-      <w:t>2026-07-13</w:t>
+      <w:t>2026-07-14</w:t>
       <w:br/>
       <w:br/>
     </w:r>

--- a/klagomål/A 30156-2025 FSC-klagomål.docx
+++ b/klagomål/A 30156-2025 FSC-klagomål.docx
@@ -1133,7 +1133,7 @@
     <w:r>
       <w:tab/>
       <w:tab/>
-      <w:t>2026-07-14</w:t>
+      <w:t>2026-07-15</w:t>
       <w:br/>
       <w:br/>
     </w:r>

--- a/klagomål/A 30156-2025 FSC-klagomål.docx
+++ b/klagomål/A 30156-2025 FSC-klagomål.docx
@@ -1133,7 +1133,7 @@
     <w:r>
       <w:tab/>
       <w:tab/>
-      <w:t>2026-07-15</w:t>
+      <w:t>2026-07-16</w:t>
       <w:br/>
       <w:br/>
     </w:r>

--- a/klagomål/A 30156-2025 FSC-klagomål.docx
+++ b/klagomål/A 30156-2025 FSC-klagomål.docx
@@ -1133,7 +1133,7 @@
     <w:r>
       <w:tab/>
       <w:tab/>
-      <w:t>2026-07-16</w:t>
+      <w:t>2026-07-17</w:t>
       <w:br/>
       <w:br/>
     </w:r>

--- a/klagomål/A 30156-2025 FSC-klagomål.docx
+++ b/klagomål/A 30156-2025 FSC-klagomål.docx
@@ -1133,7 +1133,7 @@
     <w:r>
       <w:tab/>
       <w:tab/>
-      <w:t>2026-07-17</w:t>
+      <w:t>2026-07-18</w:t>
       <w:br/>
       <w:br/>
     </w:r>

--- a/klagomål/A 30156-2025 FSC-klagomål.docx
+++ b/klagomål/A 30156-2025 FSC-klagomål.docx
@@ -1133,7 +1133,7 @@
     <w:r>
       <w:tab/>
       <w:tab/>
-      <w:t>2026-07-18</w:t>
+      <w:t>2026-07-19</w:t>
       <w:br/>
       <w:br/>
     </w:r>

--- a/klagomål/A 30156-2025 FSC-klagomål.docx
+++ b/klagomål/A 30156-2025 FSC-klagomål.docx
@@ -1133,7 +1133,7 @@
     <w:r>
       <w:tab/>
       <w:tab/>
-      <w:t>2026-07-19</w:t>
+      <w:t>2026-07-20</w:t>
       <w:br/>
       <w:br/>
     </w:r>

--- a/klagomål/A 30156-2025 FSC-klagomål.docx
+++ b/klagomål/A 30156-2025 FSC-klagomål.docx
@@ -1133,7 +1133,7 @@
     <w:r>
       <w:tab/>
       <w:tab/>
-      <w:t>2026-07-20</w:t>
+      <w:t>2026-07-21</w:t>
       <w:br/>
       <w:br/>
     </w:r>

--- a/klagomål/A 30156-2025 FSC-klagomål.docx
+++ b/klagomål/A 30156-2025 FSC-klagomål.docx
@@ -1133,7 +1133,7 @@
     <w:r>
       <w:tab/>
       <w:tab/>
-      <w:t>2026-07-21</w:t>
+      <w:t>2026-07-22</w:t>
       <w:br/>
       <w:br/>
     </w:r>

--- a/klagomål/A 30156-2025 FSC-klagomål.docx
+++ b/klagomål/A 30156-2025 FSC-klagomål.docx
@@ -1133,7 +1133,7 @@
     <w:r>
       <w:tab/>
       <w:tab/>
-      <w:t>2026-07-22</w:t>
+      <w:t>2026-07-23</w:t>
       <w:br/>
       <w:br/>
     </w:r>

--- a/klagomål/A 30156-2025 FSC-klagomål.docx
+++ b/klagomål/A 30156-2025 FSC-klagomål.docx
@@ -1133,7 +1133,7 @@
     <w:r>
       <w:tab/>
       <w:tab/>
-      <w:t>2026-07-23</w:t>
+      <w:t>2026-07-24</w:t>
       <w:br/>
       <w:br/>
     </w:r>

--- a/klagomål/A 30156-2025 FSC-klagomål.docx
+++ b/klagomål/A 30156-2025 FSC-klagomål.docx
@@ -216,7 +216,7 @@
         <w:spacing w:after="240"/>
       </w:pPr>
       <w:r>
-        <w:t>Figur 1. Fyndplatser för naturvårdsarter i och inom 21 meter från avverkningsanmälan. Markörer utan svart kant är placerade på fyndplatsen. Markörer med svart kant är placerade vid sidan av fyndplatsen har ett svart streck som visar fyndplatsens exakta position. Kartans mittpunktskoordinat är N 6820996, E 530275 i SWEREF 99 TM.</w:t>
+        <w:t>Figur 1. Fyndplatser för naturvårdsarter i och inom 21 meter från avverkningsanmälan. Markörer utan svart kant är placerade på fyndplatsen. Markörer med svart kant är placerade vid sidan av fyndplatsen och har ett svart streck som visar fyndplatsens exakta position. Kartans mittpunktskoordinat är N 6820996, E 530275 i SWEREF 99 TM.</w:t>
       </w:r>
     </w:p>
     <w:p>
@@ -1133,7 +1133,7 @@
     <w:r>
       <w:tab/>
       <w:tab/>
-      <w:t>2026-08-14</w:t>
+      <w:t>2026-08-15</w:t>
       <w:br/>
       <w:br/>
     </w:r>

--- a/klagomål/A 30156-2025 FSC-klagomål.docx
+++ b/klagomål/A 30156-2025 FSC-klagomål.docx
@@ -1133,7 +1133,7 @@
     <w:r>
       <w:tab/>
       <w:tab/>
-      <w:t>2026-08-15</w:t>
+      <w:t>2026-08-16</w:t>
       <w:br/>
       <w:br/>
     </w:r>

--- a/klagomål/A 30156-2025 FSC-klagomål.docx
+++ b/klagomål/A 30156-2025 FSC-klagomål.docx
@@ -1133,7 +1133,7 @@
     <w:r>
       <w:tab/>
       <w:tab/>
-      <w:t>2026-08-16</w:t>
+      <w:t>2026-08-17</w:t>
       <w:br/>
       <w:br/>
     </w:r>

--- a/klagomål/A 30156-2025 FSC-klagomål.docx
+++ b/klagomål/A 30156-2025 FSC-klagomål.docx
@@ -1133,7 +1133,7 @@
     <w:r>
       <w:tab/>
       <w:tab/>
-      <w:t>2026-08-17</w:t>
+      <w:t>2026-08-18</w:t>
       <w:br/>
       <w:br/>
     </w:r>

--- a/klagomål/A 30156-2025 FSC-klagomål.docx
+++ b/klagomål/A 30156-2025 FSC-klagomål.docx
@@ -1133,7 +1133,7 @@
     <w:r>
       <w:tab/>
       <w:tab/>
-      <w:t>2026-08-18</w:t>
+      <w:t>2026-08-19</w:t>
       <w:br/>
       <w:br/>
     </w:r>

--- a/klagomål/A 30156-2025 FSC-klagomål.docx
+++ b/klagomål/A 30156-2025 FSC-klagomål.docx
@@ -1133,7 +1133,7 @@
     <w:r>
       <w:tab/>
       <w:tab/>
-      <w:t>2026-08-19</w:t>
+      <w:t>2026-08-20</w:t>
       <w:br/>
       <w:br/>
     </w:r>

--- a/klagomål/A 30156-2025 FSC-klagomål.docx
+++ b/klagomål/A 30156-2025 FSC-klagomål.docx
@@ -1133,7 +1133,7 @@
     <w:r>
       <w:tab/>
       <w:tab/>
-      <w:t>2026-08-20</w:t>
+      <w:t>2026-08-21</w:t>
       <w:br/>
       <w:br/>
     </w:r>

--- a/klagomål/A 30156-2025 FSC-klagomål.docx
+++ b/klagomål/A 30156-2025 FSC-klagomål.docx
@@ -1133,7 +1133,7 @@
     <w:r>
       <w:tab/>
       <w:tab/>
-      <w:t>2026-08-21</w:t>
+      <w:t>2026-08-22</w:t>
       <w:br/>
       <w:br/>
     </w:r>

--- a/klagomål/A 30156-2025 FSC-klagomål.docx
+++ b/klagomål/A 30156-2025 FSC-klagomål.docx
@@ -1133,7 +1133,7 @@
     <w:r>
       <w:tab/>
       <w:tab/>
-      <w:t>2026-08-22</w:t>
+      <w:t>2026-08-23</w:t>
       <w:br/>
       <w:br/>
     </w:r>

--- a/klagomål/A 30156-2025 FSC-klagomål.docx
+++ b/klagomål/A 30156-2025 FSC-klagomål.docx
@@ -1133,7 +1133,7 @@
     <w:r>
       <w:tab/>
       <w:tab/>
-      <w:t>2026-08-23</w:t>
+      <w:t>2026-08-24</w:t>
       <w:br/>
       <w:br/>
     </w:r>

--- a/klagomål/A 30156-2025 FSC-klagomål.docx
+++ b/klagomål/A 30156-2025 FSC-klagomål.docx
@@ -1133,7 +1133,7 @@
     <w:r>
       <w:tab/>
       <w:tab/>
-      <w:t>2026-08-24</w:t>
+      <w:t>2026-08-25</w:t>
       <w:br/>
       <w:br/>
     </w:r>

--- a/klagomål/A 30156-2025 FSC-klagomål.docx
+++ b/klagomål/A 30156-2025 FSC-klagomål.docx
@@ -1133,7 +1133,7 @@
     <w:r>
       <w:tab/>
       <w:tab/>
-      <w:t>2026-08-25</w:t>
+      <w:t>2026-08-26</w:t>
       <w:br/>
       <w:br/>
     </w:r>

--- a/klagomål/A 30156-2025 FSC-klagomål.docx
+++ b/klagomål/A 30156-2025 FSC-klagomål.docx
@@ -1133,7 +1133,7 @@
     <w:r>
       <w:tab/>
       <w:tab/>
-      <w:t>2026-08-26</w:t>
+      <w:t>2026-08-27</w:t>
       <w:br/>
       <w:br/>
     </w:r>

--- a/klagomål/A 30156-2025 FSC-klagomål.docx
+++ b/klagomål/A 30156-2025 FSC-klagomål.docx
@@ -1133,7 +1133,7 @@
     <w:r>
       <w:tab/>
       <w:tab/>
-      <w:t>2026-08-27</w:t>
+      <w:t>2026-08-28</w:t>
       <w:br/>
       <w:br/>
     </w:r>

--- a/klagomål/A 30156-2025 FSC-klagomål.docx
+++ b/klagomål/A 30156-2025 FSC-klagomål.docx
@@ -1133,7 +1133,7 @@
     <w:r>
       <w:tab/>
       <w:tab/>
-      <w:t>2026-08-28</w:t>
+      <w:t>2026-08-29</w:t>
       <w:br/>
       <w:br/>
     </w:r>

--- a/klagomål/A 30156-2025 FSC-klagomål.docx
+++ b/klagomål/A 30156-2025 FSC-klagomål.docx
@@ -1133,7 +1133,7 @@
     <w:r>
       <w:tab/>
       <w:tab/>
-      <w:t>2026-08-29</w:t>
+      <w:t>2026-08-31</w:t>
       <w:br/>
       <w:br/>
     </w:r>

--- a/klagomål/A 30156-2025 FSC-klagomål.docx
+++ b/klagomål/A 30156-2025 FSC-klagomål.docx
@@ -1133,7 +1133,7 @@
     <w:r>
       <w:tab/>
       <w:tab/>
-      <w:t>2026-08-31</w:t>
+      <w:t>2026-09-01</w:t>
       <w:br/>
       <w:br/>
     </w:r>

--- a/klagomål/A 30156-2025 FSC-klagomål.docx
+++ b/klagomål/A 30156-2025 FSC-klagomål.docx
@@ -1133,7 +1133,7 @@
     <w:r>
       <w:tab/>
       <w:tab/>
-      <w:t>2026-09-01</w:t>
+      <w:t>2026-09-02</w:t>
       <w:br/>
       <w:br/>
     </w:r>

--- a/klagomål/A 30156-2025 FSC-klagomål.docx
+++ b/klagomål/A 30156-2025 FSC-klagomål.docx
@@ -1133,7 +1133,7 @@
     <w:r>
       <w:tab/>
       <w:tab/>
-      <w:t>2026-09-02</w:t>
+      <w:t>2026-09-03</w:t>
       <w:br/>
       <w:br/>
     </w:r>

--- a/klagomål/A 30156-2025 FSC-klagomål.docx
+++ b/klagomål/A 30156-2025 FSC-klagomål.docx
@@ -1133,7 +1133,7 @@
     <w:r>
       <w:tab/>
       <w:tab/>
-      <w:t>2026-09-03</w:t>
+      <w:t>2026-09-04</w:t>
       <w:br/>
       <w:br/>
     </w:r>

--- a/klagomål/A 30156-2025 FSC-klagomål.docx
+++ b/klagomål/A 30156-2025 FSC-klagomål.docx
@@ -1133,7 +1133,7 @@
     <w:r>
       <w:tab/>
       <w:tab/>
-      <w:t>2026-09-04</w:t>
+      <w:t>2026-09-05</w:t>
       <w:br/>
       <w:br/>
     </w:r>
